--- a/zht/docx/44.content.docx
+++ b/zht/docx/44.content.docx
@@ -136,13 +136,6 @@
         <w:rPr>
           <w:lang w:val="zh_TW" w:bidi="zh_TW"/>
         </w:rPr>
-      </w:r>
-      <w:r>
-        <w:rPr>
-          <w:i/>
-          <w:lang w:val="zh_TW" w:bidi="zh_TW"/>
-        </w:rPr>
-        <w:t>使徒行傳 1:1, 使徒行傳 1:3, 使徒行傳 1:4, 使徒行傳 1:5, 使徒行傳 1:7, 使徒行傳 1:8, 使徒行傳 1:8 (#2), 使徒行傳 1:9, 使徒行傳 1:11, 使徒行傳 1:14, 使徒行傳 1:16, 使徒行傳 1:18, 使徒行傳 1:20, 使徒行傳 1:21–22, 使徒行傳 1:24–26, 使徒行傳 1:26, 使徒行傳 2:1, 使徒行傳 2:4, 使徒行傳 2:5, 使徒行傳 2:6, 使徒行傳 2:11, 使徒行傳 2:13–15, 使徒行傳 2:16–20, 使徒行傳 2:21, 使徒行傳 2:22, 使徒行傳 2:23, 使徒行傳 2:25–27, 使徒行傳 2:30, 使徒行傳 2:31, 使徒行傳 2:32, 使徒行傳 2:36, 使徒行傳 2:37, 使徒行傳 2:38, 使徒行傳 2:39, 使徒行傳 2:41, 使徒行傳 2:42, 使徒行傳 2:44–45, 使徒行傳 2:46, 使徒行傳 2:47, 使徒行傳 3:2, 使徒行傳 3:6, 使徒行傳 3:7, 使徒行傳 3:8, 使徒行傳 3:10, 使徒行傳 3:15, 使徒行傳 3:16, 使徒行傳 3:19, 使徒行傳 3:21, 使徒行傳 3:22, 使徒行傳 3:23, 使徒行傳 3:25, 使徒行傳 3:26, 使徒行傳 4:2, 使徒行傳 4:3, 使徒行傳 4:4, 使徒行傳 4:10, 使徒行傳 4:12, 使徒行傳 4:14, 使徒行傳 4:18, 使徒行傳 4:20, 使徒行傳 4:29–30, 使徒行傳 4:31, 使徒行傳 4:32, 使徒行傳 4:34–35, 使徒行傳 4:36, 使徒行傳 5:1–2, 使徒行傳 5:3–4, 使徒行傳 5:5, 使徒行傳 5:10, 使徒行傳 5:11, 使徒行傳 5:15–16, 使徒行傳 5:17–18, 使徒行傳 5:19, 使徒行傳 5:23, 使徒行傳 5:26, 使徒行傳 5:29, 使徒行傳 5:30, 使徒行傳 5:33, 使徒行傳 5:38–39, 使徒行傳 5:39, 使徒行傳 5:40, 使徒行傳 5:41, 使徒行傳 5:42, 使徒行傳 6:1, 使徒行傳 6:3, 使徒行傳 6:3 (#2), 使徒行傳 6:4, 使徒行傳 6:6, 使徒行傳 6:7, 使徒行傳 6:10, 使徒行傳 6:14, 使徒行傳 6:15, 使徒行傳 7:2, 使徒行傳 7:5, 使徒行傳 7:5 (#2), 使徒行傳 7:6, 使徒行傳 7:8, 使徒行傳 7:9, 使徒行傳 7:10, 使徒行傳 7:12–13, 使徒行傳 7:14, 使徒行傳 7:17, 使徒行傳 7:19, 使徒行傳 7:21, 使徒行傳 7:22, 使徒行傳 7:24, 使徒行傳 7:29, 使徒行傳 7:30, 使徒行傳 7:34, 使徒行傳 7:36, 使徒行傳 7:37, 使徒行傳 7:41, 使徒行傳 7:42, 使徒行傳 7:43, 使徒行傳 7:44–45, 使徒行傳 7:45, 使徒行傳 7:46, 使徒行傳 7:47, 使徒行傳 7:49, 使徒行傳 7:51, 使徒行傳 7:52, 使徒行傳 7:54, 使徒行傳 7:55–56, 使徒行傳 7:57–58, 使徒行傳 7:58, 使徒行傳 7:60, 使徒行傳 8:1, 使徒行傳 8:1 (#2), 使徒行傳 8:1 (#3), 使徒行傳 8:6, 使徒行傳 8:9–11, 使徒行傳 8:13, 使徒行傳 8:17, 使徒行傳 8:18–19, 使徒行傳 8:23, 使徒行傳 8:26, 使徒行傳 8:27–28, 使徒行傳 8:30, 使徒行傳 8:31, 使徒行傳 8:32, 使徒行傳 8:34, 使徒行傳 8:35, 使徒行傳 8:38, 使徒行傳 8:39, 使徒行傳 8:39 (#2), 使徒行傳 9:1–2, 使徒行傳 9:3, 使徒行傳 9:4, 使徒行傳 9:5, 使徒行傳 9:8, 使徒行傳 9:8–9, 使徒行傳 9:11–12, 使徒行傳 9:13–14, 使徒行傳 9:15, 使徒行傳 9:16, 使徒行傳 9:18–19, 使徒行傳 9:20, 使徒行傳 9:25, 使徒行傳 9:26, 使徒行傳 9:27, 使徒行傳 9:28, 使徒行傳 9:31, 使徒行傳 9:33–35, 使徒行傳 9:40, 使徒行傳 10:1–2, 使徒行傳 10:4, 使徒行傳 10:5, 使徒行傳 10:11–12, 使徒行傳 10:13, 使徒行傳 10:14, 使徒行傳 10:15, 使徒行傳 10:20, 使徒行傳 10:22, 使徒行傳 10:26, 使徒行傳 10:28, 使徒行傳 10:35, 使徒行傳 10:38, 使徒行傳 10:40–41, 使徒行傳 10:42, 使徒行傳 10:43, 使徒行傳 10:44, 使徒行傳 10:45, 使徒行傳 10:46, 使徒行傳 10:48, 使徒行傳 11:1, 使徒行傳 11:2–3, 使徒行傳 11:15, 使徒行傳 11:18, 使徒行傳 11:19, 使徒行傳 11:20–21, 使徒行傳 11:22–23, 使徒行傳 11:26, 使徒行傳 11:26 (#2), 使徒行傳 11:28, 使徒行傳 11:29–30, 使徒行傳 12:2, 使徒行傳 12:3–4, 使徒行傳 12:5, 使徒行傳 12:8–10, 使徒行傳 12:13–14, 使徒行傳 12:15, 使徒行傳 12:17, 使徒行傳 12:19, 使徒行傳 12:22, 使徒行傳 12:23, 使徒行傳 12:24, 使徒行傳 12:25, 使徒行傳 13:2, 使徒行傳 13:2 (#2), 使徒行傳 13:3, 使徒行傳 13:5, 使徒行傳 13:6–7, 使徒行傳 13:7, 使徒行傳 13:9, 使徒行傳 13:11, 使徒行傳 13:12, 使徒行傳 13:13, 使徒行傳 13:15, 使徒行傳 13:17, 使徒行傳 13:23, 使徒行傳 13:24–25, 使徒行傳 13:27, 使徒行傳 13:31, 使徒行傳 13:33, 使徒行傳 13:35, 使徒行傳 13:38, 使徒行傳 13:40–41, 使徒行傳 13:44, 使徒行傳 13:45, 使徒行傳 13:46, 使徒行傳 13:48, 使徒行傳 13:48 (#2), 使徒行傳 13:50, 使徒行傳 13:51, 使徒行傳 14:1–2, 使徒行傳 14:3, 使徒行傳 14:5–7, 使徒行傳 14:8–10, 使徒行傳 14:11–13, 使徒行傳 14:14–15, 使徒行傳 14:17, 使徒行傳 14:18, 使徒行傳 14:19, 使徒行傳 14:20, 使徒行傳 14:22, 使徒行傳 14:23, 使徒行傳 14:27, 使徒行傳 15:1, 使徒行傳 15:2, 使徒行傳 15:3, 使徒行傳 15:5, 使徒行傳 15:8–9, 使徒行傳 15:11, 使徒行傳 15:12, 使徒行傳 15:16–17, 使徒行傳 15:20, 使徒行傳 15:28, 使徒行傳 15:31, 使徒行傳 15:35, 使徒行傳 15:36, 使徒行傳 15:39, 使徒行傳 16:3, 使徒行傳 16:4, 使徒行傳 16:9, 使徒行傳 16:13, 使徒行傳 16:14, 使徒行傳 16:15, 使徒行傳 16:16, 使徒行傳 16:17–18, 使徒行傳 16:21, 使徒行傳 16:22–24, 使徒行傳 16:25, 使徒行傳 16:26, 使徒行傳 16:30, 使徒行傳 16:31, 使徒行傳 16:33, 使徒行傳 16:37–38, 使徒行傳 16:40, 使徒行傳 17:1–2, 使徒行傳 17:3, 使徒行傳 17:7, 使徒行傳 17:10, 使徒行傳 17:11, 使徒行傳 17:13–14, 使徒行傳 17:17, 使徒行傳 17:19–20, 使徒行傳 17:23, 使徒行傳 17:25, 使徒行傳 17:26, 使徒行傳 17:27, 使徒行傳 17:29, 使徒行傳 17:30, 使徒行傳 17:31, 使徒行傳 17:31 (#2), 使徒行傳 17:32, 使徒行傳 17:34, 使徒行傳 18:3, 使徒行傳 18:5, 使徒行傳 18:6, 使徒行傳 18:9–10, 使徒行傳 18:12–13, 使徒行傳 18:15, 使徒行傳 18:18–19, 使徒行傳 18:22, 使徒行傳 18:25, 使徒行傳 18:26, 使徒行傳 18:28, 使徒行傳 19:2, 使徒行傳 19:4, 使徒行傳 19:4 (#2), 使徒行傳 19:5, 使徒行傳 19:6, 使徒行傳 19:9, 使徒行傳 19:12, 使徒行傳 19:16, 使徒行傳 19:19, 使徒行傳 19:21, 使徒行傳 19:26, 使徒行傳 19:28–29, 使徒行傳 19:30–31, 使徒行傳 19:38, 使徒行傳 19:40, 使徒行傳 20:3, 使徒行傳 20:7, 使徒行傳 20:9–10, 使徒行傳 20:16, 使徒行傳 20:18–21, 使徒行傳 20:23, 使徒行傳 20:24, 使徒行傳 20:26–27, 使徒行傳 20:28, 使徒行傳 20:30, 使徒行傳 20:32, 使徒行傳 20:34–35, 使徒行傳 20:38, 使徒行傳 21:4, 使徒行傳 21:9, 使徒行傳 21:11, 使徒行傳 21:13, 使徒行傳 21:18, 使徒行傳 21:21, 使徒行傳 21:24, 使徒行傳 21:25, 使徒行傳 21:28, 使徒行傳 21:30–31, 使徒行傳 21:33, 使徒行傳 21:36, 使徒行傳 21:39, 使徒行傳 21:40, 使徒行傳 22:2, 使徒行傳 22:3, 使徒行傳 22:4, 使徒行傳 22:7, 使徒行傳 22:8, 使徒行傳 22:11, 使徒行傳 22:12–13, 使徒行傳 22:16, 使徒行傳 22:18, 使徒行傳 22:21, 使徒行傳 22:23, 使徒行傳 22:25, 使徒行傳 22:28, 使徒行傳 22:30, 使徒行傳 23:1–2, 使徒行傳 23:6, 使徒行傳 23:7–8, 使徒行傳 23:10, 使徒行傳 23:11, 使徒行傳 23:12–13, 使徒行傳 23:14–15, 使徒行傳 23:16, 使徒行傳 23:23–24, 使徒行傳 23:29, 使徒行傳 23:35, 使徒行傳 23:35 (#2), 使徒行傳 24:5, 使徒行傳 24:5–6, 使徒行傳 24:12, 使徒行傳 24:14, 使徒行傳 24:15, 使徒行傳 24:17, 使徒行傳 24:18, 使徒行傳 24:22, 使徒行傳 24:22 (#2), 使徒行傳 24:24–25, 使徒行傳 24:25, 使徒行傳 24:27, 使徒行傳 25:3, 使徒行傳 25:4–5, 使徒行傳 25:9, 使徒行傳 25:9 (#2), 使徒行傳 25:10, 使徒行傳 25:12, 使徒行傳 25:16, 使徒行傳 25:19, 使徒行傳 25:26, 使徒行傳 25:27, 使徒行傳 26:3, 使徒行傳 26:5, 使徒行傳 26:6–8, 使徒行傳 26:9–11, 使徒行傳 26:13, 使徒行傳 26:14, 使徒行傳 26:15, 使徒行傳 26:16–17, 使徒行傳 26:18, 使徒行傳 26:20, 使徒行傳 26:22–23, 使徒行傳 26:24–25, 使徒行傳 26:28–29, 使徒行傳 26:31–32, 使徒行傳 27:3, 使徒行傳 27:7–8, 使徒行傳 27:10–11, 使徒行傳 27:14, 使徒行傳 27:20, 使徒行傳 27:23–24, 使徒行傳 27:27, 使徒行傳 27:30, 使徒行傳 27:31, 使徒行傳 27:33, 使徒行傳 27:39–41, 使徒行傳 27:42, 使徒行傳 27:43, 使徒行傳 27:44, 使徒行傳 28:2, 使徒行傳 28:4, 使徒行傳 28:6, 使徒行傳 28:8–9, 使徒行傳 28:11, 使徒行傳 28:15, 使徒行傳 28:16, 使徒行傳 28:20, 使徒行傳 28:22, 使徒行傳 28:23, 使徒行傳 28:24, 使徒行傳 28:26, 使徒行傳 28:28, 使徒行傳 28:31, 使徒行傳 28:31 (#2)</w:t>
       </w:r>
       <w:r>
         <w:rPr>

--- a/zht/docx/44.content.docx
+++ b/zht/docx/44.content.docx
@@ -123,19 +123,6 @@
           <w:lang w:val="zh_TW" w:bidi="zh_TW"/>
         </w:rPr>
         <w:t>ACT</w:t>
-      </w:r>
-      <w:r>
-        <w:rPr>
-          <w:lang w:val="zh_TW" w:bidi="zh_TW"/>
-        </w:rPr>
-      </w:r>
-    </w:p>
-    <w:p>
-      <w:pPr/>
-      <w:r>
-        <w:rPr>
-          <w:lang w:val="zh_TW" w:bidi="zh_TW"/>
-        </w:rPr>
       </w:r>
       <w:r>
         <w:rPr>

--- a/zht/docx/44.content.docx
+++ b/zht/docx/44.content.docx
@@ -19,7 +19,7 @@
         <w:rPr>
           <w:lang w:val="zh_TW" w:bidi="zh_TW"/>
         </w:rPr>
-        <w:t>Resource: 翻譯問題 (unfoldingWord)</w:t>
+        <w:t>Resource: unfoldingWord® Translation Questions</w:t>
       </w:r>
       <w:r>
         <w:rPr>
@@ -85,7 +85,7 @@
         <w:rPr>
           <w:lang w:val="zh_TW" w:bidi="zh_TW"/>
         </w:rPr>
-        <w:t>翻譯問題 (unfoldingWord)</w:t>
+        <w:t>unfoldingWord® Translation Questions</w:t>
       </w:r>
     </w:p>
     <w:p>
